--- a/entregables/Alonso_Basualdo_Semana6_PFY2201.docx
+++ b/entregables/Alonso_Basualdo_Semana6_PFY2201.docx
@@ -148,7 +148,7 @@
               </wp:anchor>
             </w:drawing>
           </mc:Choice>
-          <mc:Fallback xmlns:a="http://schemas.openxmlformats.org/drawingml/2006/main" xmlns:adec="http://schemas.microsoft.com/office/drawing/2017/decorative" xmlns:pic="http://schemas.openxmlformats.org/drawingml/2006/picture" xmlns:a14="http://schemas.microsoft.com/office/drawing/2010/main">
+          <mc:Fallback xmlns:a14="http://schemas.microsoft.com/office/drawing/2010/main" xmlns:pic="http://schemas.openxmlformats.org/drawingml/2006/picture" xmlns:adec="http://schemas.microsoft.com/office/drawing/2017/decorative" xmlns:a="http://schemas.openxmlformats.org/drawingml/2006/main">
             <w:pict>
               <v:roundrect id="Rectángulo: esquinas redondeadas 1" style="position:absolute;margin-left:151.8pt;margin-top:-54.75pt;width:376.95pt;height:20.7pt;z-index:251668479;visibility:visible;mso-wrap-style:square;mso-wrap-distance-left:9pt;mso-wrap-distance-top:0;mso-wrap-distance-right:9pt;mso-wrap-distance-bottom:0;mso-position-horizontal:absolute;mso-position-horizontal-relative:text;mso-position-vertical:absolute;mso-position-vertical-relative:text;v-text-anchor:middle" alt="&quot;&quot;" o:spid="_x0000_s1026" fillcolor="#e7e8e9" stroked="f" strokeweight="1pt" arcsize=".5" w14:anchorId="0976DF37" o:gfxdata="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">
                 <v:stroke joinstyle="miter"/>
@@ -224,7 +224,7 @@
               </wp:anchor>
             </w:drawing>
           </mc:Choice>
-          <mc:Fallback xmlns:a="http://schemas.openxmlformats.org/drawingml/2006/main" xmlns:adec="http://schemas.microsoft.com/office/drawing/2017/decorative" xmlns:pic="http://schemas.openxmlformats.org/drawingml/2006/picture" xmlns:a14="http://schemas.microsoft.com/office/drawing/2010/main">
+          <mc:Fallback xmlns:a14="http://schemas.microsoft.com/office/drawing/2010/main" xmlns:pic="http://schemas.openxmlformats.org/drawingml/2006/picture" xmlns:adec="http://schemas.microsoft.com/office/drawing/2017/decorative" xmlns:a="http://schemas.openxmlformats.org/drawingml/2006/main">
             <w:pict>
               <v:roundrect id="AutoShape 14" style="position:absolute;margin-left:-25.6pt;margin-top:-17.6pt;width:554.7pt;height:303pt;z-index:251671552;visibility:visible;mso-wrap-style:square;mso-wrap-distance-left:9pt;mso-wrap-distance-top:0;mso-wrap-distance-right:9pt;mso-wrap-distance-bottom:0;mso-position-horizontal:absolute;mso-position-horizontal-relative:text;mso-position-vertical:absolute;mso-position-vertical-relative:text;v-text-anchor:top" alt="&quot;&quot;" o:spid="_x0000_s1026" stroked="f" arcsize="2907f" w14:anchorId="1F722A28" o:gfxdata="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">
                 <v:fill type="frame" o:title="" recolor="t" rotate="t" r:id="rId13"/>
@@ -329,7 +329,7 @@
               </wp:anchor>
             </w:drawing>
           </mc:Choice>
-          <mc:Fallback xmlns:a="http://schemas.openxmlformats.org/drawingml/2006/main" xmlns:adec="http://schemas.microsoft.com/office/drawing/2017/decorative" xmlns:pic="http://schemas.openxmlformats.org/drawingml/2006/picture" xmlns:a14="http://schemas.microsoft.com/office/drawing/2010/main">
+          <mc:Fallback xmlns:a14="http://schemas.microsoft.com/office/drawing/2010/main" xmlns:pic="http://schemas.openxmlformats.org/drawingml/2006/picture" xmlns:adec="http://schemas.microsoft.com/office/drawing/2017/decorative" xmlns:a="http://schemas.openxmlformats.org/drawingml/2006/main">
             <w:pict>
               <v:roundrect id="Rectángulo: esquinas redondeadas 6" style="position:absolute;margin-left:-25.05pt;margin-top:34.9pt;width:9.85pt;height:70.95pt;z-index:251673600;visibility:visible;mso-wrap-style:square;mso-width-percent:0;mso-height-percent:0;mso-wrap-distance-left:9pt;mso-wrap-distance-top:0;mso-wrap-distance-right:9pt;mso-wrap-distance-bottom:0;mso-position-horizontal:absolute;mso-position-horizontal-relative:text;mso-position-vertical:absolute;mso-position-vertical-relative:text;mso-width-percent:0;mso-height-percent:0;mso-width-relative:margin;mso-height-relative:margin;v-text-anchor:middle" alt="&quot;&quot;" o:spid="_x0000_s1026" fillcolor="#ffb800" stroked="f" strokeweight="1pt" arcsize="0" w14:anchorId="75F09303" o:gfxdata="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">
                 <v:stroke joinstyle="miter"/>
@@ -1125,6 +1125,9 @@
     </w:p>
     <w:p>
       <w:r>
+        <w:rPr>
+          <w:noProof/>
+        </w:rPr>
         <w:lastRenderedPageBreak/>
         <w:drawing>
           <wp:inline distT="0" distB="0" distL="0" distR="0" wp14:anchorId="3F80E94F" wp14:editId="37F2668D">
@@ -1249,6 +1252,9 @@
     </w:p>
     <w:p>
       <w:r>
+        <w:rPr>
+          <w:noProof/>
+        </w:rPr>
         <w:lastRenderedPageBreak/>
         <w:drawing>
           <wp:inline distT="0" distB="0" distL="0" distR="0" wp14:anchorId="54E0C66B" wp14:editId="4E28D9ED">
@@ -1288,6 +1294,7 @@
       </w:r>
       <w:r>
         <w:rPr>
+          <w:noProof/>
           <w:u w:val="single"/>
         </w:rPr>
         <w:drawing>
@@ -1348,7 +1355,6 @@
         <w:br w:type="page"/>
       </w:r>
     </w:p>
-    <w:p/>
     <w:p>
       <w:pPr>
         <w:pBdr>
@@ -1364,6 +1370,7 @@
           <w:b/>
           <w:bCs/>
         </w:rPr>
+        <w:lastRenderedPageBreak/>
         <w:t xml:space="preserve">3.- Uso de la </w:t>
       </w:r>
       <w:proofErr w:type="spellStart"/>
@@ -1887,6 +1894,14 @@
     </w:p>
     <w:p/>
     <w:p/>
+    <w:p>
+      <w:pPr>
+        <w:ind w:left="459"/>
+      </w:pPr>
+      <w:r>
+        <w:br w:type="page"/>
+      </w:r>
+    </w:p>
     <w:p/>
     <w:p>
       <w:r>
@@ -1965,7 +1980,7 @@
               </wp:anchor>
             </w:drawing>
           </mc:Choice>
-          <mc:Fallback xmlns:w16du="http://schemas.microsoft.com/office/word/2023/wordml/word16du" xmlns:a="http://schemas.openxmlformats.org/drawingml/2006/main" xmlns:pic="http://schemas.openxmlformats.org/drawingml/2006/picture" xmlns:a14="http://schemas.microsoft.com/office/drawing/2010/main" xmlns:adec="http://schemas.microsoft.com/office/drawing/2017/decorative">
+          <mc:Fallback xmlns:adec="http://schemas.microsoft.com/office/drawing/2017/decorative" xmlns:a14="http://schemas.microsoft.com/office/drawing/2010/main" xmlns:pic="http://schemas.openxmlformats.org/drawingml/2006/picture" xmlns:a="http://schemas.openxmlformats.org/drawingml/2006/main" xmlns:w16du="http://schemas.microsoft.com/office/word/2023/wordml/word16du">
             <w:pict>
               <v:roundrect id="Rectángulo: esquinas redondeadas 1" style="position:absolute;margin-left:-29.55pt;margin-top:31.55pt;width:552.75pt;height:354.35pt;z-index:251676672;visibility:visible;mso-wrap-style:square;mso-wrap-distance-left:9pt;mso-wrap-distance-top:0;mso-wrap-distance-right:9pt;mso-wrap-distance-bottom:0;mso-position-horizontal:absolute;mso-position-horizontal-relative:text;mso-position-vertical:absolute;mso-position-vertical-relative:text;v-text-anchor:middle" alt="&quot;&quot;" o:spid="_x0000_s1026" fillcolor="#e6e7e8" stroked="f" strokeweight="1pt" arcsize="2030f" w14:anchorId="3F5385BB" o:gfxdata="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">
                 <v:stroke joinstyle="miter"/>
@@ -1986,7 +2001,7 @@
           <w:lang w:val="en-US"/>
         </w:rPr>
         <w:drawing>
-          <wp:anchor distT="0" distB="0" distL="114300" distR="114300" simplePos="0" relativeHeight="251677696" behindDoc="0" locked="0" layoutInCell="1" allowOverlap="1" wp14:anchorId="2A005252" wp14:editId="0E9C7ED0">
+          <wp:anchor distT="0" distB="0" distL="114300" distR="114300" simplePos="0" relativeHeight="251677696" behindDoc="0" locked="0" layoutInCell="1" allowOverlap="1" wp14:anchorId="2A005252" wp14:editId="4BA4F07B">
             <wp:simplePos x="0" y="0"/>
             <wp:positionH relativeFrom="column">
               <wp:posOffset>1642954</wp:posOffset>
@@ -2273,7 +2288,7 @@
                 </wp:anchor>
               </w:drawing>
             </mc:Choice>
-            <mc:Fallback xmlns:w16du="http://schemas.microsoft.com/office/word/2023/wordml/word16du" xmlns:a="http://schemas.openxmlformats.org/drawingml/2006/main" xmlns:adec="http://schemas.microsoft.com/office/drawing/2017/decorative" xmlns:pic="http://schemas.openxmlformats.org/drawingml/2006/picture" xmlns:a14="http://schemas.microsoft.com/office/drawing/2010/main">
+            <mc:Fallback xmlns:a14="http://schemas.microsoft.com/office/drawing/2010/main" xmlns:pic="http://schemas.openxmlformats.org/drawingml/2006/picture" xmlns:adec="http://schemas.microsoft.com/office/drawing/2017/decorative" xmlns:a="http://schemas.openxmlformats.org/drawingml/2006/main" xmlns:w16du="http://schemas.microsoft.com/office/word/2023/wordml/word16du">
               <w:pict>
                 <v:group id="Grupo 1" style="position:absolute;margin-left:409.95pt;margin-top:-3.8pt;width:94.15pt;height:22.7pt;z-index:251694080" alt="&quot;&quot;" coordsize="11957,2882" o:spid="_x0000_s1026" w14:anchorId="6CCFE1D3" o:gfxdata="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">
                   <v:shapetype id="_x0000_t75" coordsize="21600,21600" filled="f" stroked="f" o:spt="75" o:preferrelative="t" path="m@4@5l@4@11@9@11@9@5xe">
@@ -4014,10 +4029,6 @@
 </file>
 
 <file path=customXml/item1.xml><?xml version="1.0" encoding="utf-8"?>
-<b:Sources xmlns:b="http://schemas.openxmlformats.org/officeDocument/2006/bibliography" xmlns="http://schemas.openxmlformats.org/officeDocument/2006/bibliography" SelectedStyle="\APASixthEditionOfficeOnline.xsl" StyleName="APA" Version="6"/>
-</file>
-
-<file path=customXml/item2.xml><?xml version="1.0" encoding="utf-8"?>
 <ct:contentTypeSchema xmlns:ct="http://schemas.microsoft.com/office/2006/metadata/contentType" xmlns:ma="http://schemas.microsoft.com/office/2006/metadata/properties/metaAttributes" ct:_="" ma:_="" ma:contentTypeName="Documento" ma:contentTypeID="0x01010070BFDEA41A5D8B46AA5DA2E2389CBE4E" ma:contentTypeVersion="19" ma:contentTypeDescription="Crear nuevo documento." ma:contentTypeScope="" ma:versionID="8582924e0409c10a8a1fc1eca5dfbb2e">
   <xsd:schema xmlns:xsd="http://www.w3.org/2001/XMLSchema" xmlns:xs="http://www.w3.org/2001/XMLSchema" xmlns:p="http://schemas.microsoft.com/office/2006/metadata/properties" xmlns:ns2="d0daa353-f819-43d1-badf-ce69fea8800d" xmlns:ns3="edc1eb1c-f9b5-429a-a0ce-702847a0aa2d" targetNamespace="http://schemas.microsoft.com/office/2006/metadata/properties" ma:root="true" ma:fieldsID="e4d7d6d0f63e48ebe5e4a9f31787ab41" ns2:_="" ns3:_="">
     <xsd:import namespace="d0daa353-f819-43d1-badf-ce69fea8800d"/>
@@ -4278,7 +4289,20 @@
 </ct:contentTypeSchema>
 </file>
 
+<file path=customXml/item2.xml><?xml version="1.0" encoding="utf-8"?>
+<b:Sources xmlns:b="http://schemas.openxmlformats.org/officeDocument/2006/bibliography" xmlns="http://schemas.openxmlformats.org/officeDocument/2006/bibliography" SelectedStyle="\APASixthEditionOfficeOnline.xsl" StyleName="APA" Version="6"/>
+</file>
+
 <file path=customXml/item3.xml><?xml version="1.0" encoding="utf-8"?>
+<?mso-contentType ?>
+<FormTemplates xmlns="http://schemas.microsoft.com/sharepoint/v3/contenttype/forms">
+  <Display>DocumentLibraryForm</Display>
+  <Edit>DocumentLibraryForm</Edit>
+  <New>DocumentLibraryForm</New>
+</FormTemplates>
+</file>
+
+<file path=customXml/item4.xml><?xml version="1.0" encoding="utf-8"?>
 <p:properties xmlns:p="http://schemas.microsoft.com/office/2006/metadata/properties" xmlns:xsi="http://www.w3.org/2001/XMLSchema-instance" xmlns:pc="http://schemas.microsoft.com/office/infopath/2007/PartnerControls">
   <documentManagement>
     <lcf76f155ced4ddcb4097134ff3c332f xmlns="d0daa353-f819-43d1-badf-ce69fea8800d">
@@ -4299,24 +4323,7 @@
 </p:properties>
 </file>
 
-<file path=customXml/item4.xml><?xml version="1.0" encoding="utf-8"?>
-<?mso-contentType ?>
-<FormTemplates xmlns="http://schemas.microsoft.com/sharepoint/v3/contenttype/forms">
-  <Display>DocumentLibraryForm</Display>
-  <Edit>DocumentLibraryForm</Edit>
-  <New>DocumentLibraryForm</New>
-</FormTemplates>
-</file>
-
 <file path=customXml/itemProps1.xml><?xml version="1.0" encoding="utf-8"?>
-<ds:datastoreItem xmlns:ds="http://schemas.openxmlformats.org/officeDocument/2006/customXml" ds:itemID="{AECACCC0-21B2-4149-AC7E-4C47A4C5272B}">
-  <ds:schemaRefs>
-    <ds:schemaRef ds:uri="http://schemas.openxmlformats.org/officeDocument/2006/bibliography"/>
-  </ds:schemaRefs>
-</ds:datastoreItem>
-</file>
-
-<file path=customXml/itemProps2.xml><?xml version="1.0" encoding="utf-8"?>
 <ds:datastoreItem xmlns:ds="http://schemas.openxmlformats.org/officeDocument/2006/customXml" ds:itemID="{EB939682-24F3-4831-83C1-47FEE6330DAE}">
   <ds:schemaRefs>
     <ds:schemaRef ds:uri="http://schemas.microsoft.com/office/2006/metadata/contentType"/>
@@ -4335,7 +4342,23 @@
 </ds:datastoreItem>
 </file>
 
+<file path=customXml/itemProps2.xml><?xml version="1.0" encoding="utf-8"?>
+<ds:datastoreItem xmlns:ds="http://schemas.openxmlformats.org/officeDocument/2006/customXml" ds:itemID="{AECACCC0-21B2-4149-AC7E-4C47A4C5272B}">
+  <ds:schemaRefs>
+    <ds:schemaRef ds:uri="http://schemas.openxmlformats.org/officeDocument/2006/bibliography"/>
+  </ds:schemaRefs>
+</ds:datastoreItem>
+</file>
+
 <file path=customXml/itemProps3.xml><?xml version="1.0" encoding="utf-8"?>
+<ds:datastoreItem xmlns:ds="http://schemas.openxmlformats.org/officeDocument/2006/customXml" ds:itemID="{58D8DE95-DF74-49C6-8885-90B115E8F94F}">
+  <ds:schemaRefs>
+    <ds:schemaRef ds:uri="http://schemas.microsoft.com/sharepoint/v3/contenttype/forms"/>
+  </ds:schemaRefs>
+</ds:datastoreItem>
+</file>
+
+<file path=customXml/itemProps4.xml><?xml version="1.0" encoding="utf-8"?>
 <ds:datastoreItem xmlns:ds="http://schemas.openxmlformats.org/officeDocument/2006/customXml" ds:itemID="{C39D5494-1847-4215-BB00-A838605872D2}">
   <ds:schemaRefs>
     <ds:schemaRef ds:uri="http://schemas.microsoft.com/office/2006/metadata/properties"/>
@@ -4344,12 +4367,4 @@
     <ds:schemaRef ds:uri="edc1eb1c-f9b5-429a-a0ce-702847a0aa2d"/>
   </ds:schemaRefs>
 </ds:datastoreItem>
-</file>
-
-<file path=customXml/itemProps4.xml><?xml version="1.0" encoding="utf-8"?>
-<ds:datastoreItem xmlns:ds="http://schemas.openxmlformats.org/officeDocument/2006/customXml" ds:itemID="{58D8DE95-DF74-49C6-8885-90B115E8F94F}">
-  <ds:schemaRefs>
-    <ds:schemaRef ds:uri="http://schemas.microsoft.com/sharepoint/v3/contenttype/forms"/>
-  </ds:schemaRefs>
-</ds:datastoreItem>
 </file>